--- a/Self Study MCQ/Self Study DBT MCQ Session 09 to 12 Set 1.docx
+++ b/Self Study MCQ/Self Study DBT MCQ Session 09 to 12 Set 1.docx
@@ -10635,14 +10635,14 @@
         <w:tblLook w:val="04A0" w:firstRow="1" w:lastRow="0" w:firstColumn="1" w:lastColumn="0" w:noHBand="0" w:noVBand="1"/>
       </w:tblPr>
       <w:tblGrid>
-        <w:gridCol w:w="675"/>
-        <w:gridCol w:w="1205"/>
-        <w:gridCol w:w="1027"/>
-        <w:gridCol w:w="1205"/>
-        <w:gridCol w:w="1027"/>
-        <w:gridCol w:w="1205"/>
-        <w:gridCol w:w="1189"/>
-        <w:gridCol w:w="1205"/>
+        <w:gridCol w:w="661"/>
+        <w:gridCol w:w="1226"/>
+        <w:gridCol w:w="1005"/>
+        <w:gridCol w:w="1226"/>
+        <w:gridCol w:w="1005"/>
+        <w:gridCol w:w="1226"/>
+        <w:gridCol w:w="1163"/>
+        <w:gridCol w:w="1226"/>
       </w:tblGrid>
       <w:tr>
         <w:trPr>
@@ -10669,13 +10669,17 @@
               <w:spacing w:after="0" w:line="240" w:lineRule="auto"/>
               <w:rPr>
                 <w:rFonts w:ascii="Arial" w:hAnsi="Arial" w:cs="Arial"/>
-                <w:sz w:val="20"/>
-                <w:szCs w:val="20"/>
-              </w:rPr>
-            </w:pPr>
-            <w:r>
-              <w:rPr>
-                <w:rFonts w:ascii="Arial" w:hAnsi="Arial" w:cs="Arial"/>
+                <w:b/>
+                <w:bCs/>
+                <w:sz w:val="20"/>
+                <w:szCs w:val="20"/>
+              </w:rPr>
+            </w:pPr>
+            <w:r>
+              <w:rPr>
+                <w:rFonts w:ascii="Arial" w:hAnsi="Arial" w:cs="Arial"/>
+                <w:b/>
+                <w:bCs/>
                 <w:sz w:val="20"/>
                 <w:szCs w:val="20"/>
               </w:rPr>
@@ -10703,13 +10707,17 @@
               <w:spacing w:after="0" w:line="240" w:lineRule="auto"/>
               <w:rPr>
                 <w:rFonts w:ascii="Arial" w:hAnsi="Arial" w:cs="Arial"/>
-                <w:sz w:val="20"/>
-                <w:szCs w:val="20"/>
-              </w:rPr>
-            </w:pPr>
-            <w:r>
-              <w:rPr>
-                <w:rFonts w:ascii="Arial" w:hAnsi="Arial" w:cs="Arial"/>
+                <w:b/>
+                <w:bCs/>
+                <w:sz w:val="20"/>
+                <w:szCs w:val="20"/>
+              </w:rPr>
+            </w:pPr>
+            <w:r>
+              <w:rPr>
+                <w:rFonts w:ascii="Arial" w:hAnsi="Arial" w:cs="Arial"/>
+                <w:b/>
+                <w:bCs/>
                 <w:sz w:val="20"/>
                 <w:szCs w:val="20"/>
               </w:rPr>
@@ -10737,13 +10745,17 @@
               <w:spacing w:after="0" w:line="240" w:lineRule="auto"/>
               <w:rPr>
                 <w:rFonts w:ascii="Arial" w:hAnsi="Arial" w:cs="Arial"/>
-                <w:sz w:val="20"/>
-                <w:szCs w:val="20"/>
-              </w:rPr>
-            </w:pPr>
-            <w:r>
-              <w:rPr>
-                <w:rFonts w:ascii="Arial" w:hAnsi="Arial" w:cs="Arial"/>
+                <w:b/>
+                <w:bCs/>
+                <w:sz w:val="20"/>
+                <w:szCs w:val="20"/>
+              </w:rPr>
+            </w:pPr>
+            <w:r>
+              <w:rPr>
+                <w:rFonts w:ascii="Arial" w:hAnsi="Arial" w:cs="Arial"/>
+                <w:b/>
+                <w:bCs/>
                 <w:sz w:val="20"/>
                 <w:szCs w:val="20"/>
               </w:rPr>
@@ -10771,13 +10783,17 @@
               <w:spacing w:after="0" w:line="240" w:lineRule="auto"/>
               <w:rPr>
                 <w:rFonts w:ascii="Arial" w:hAnsi="Arial" w:cs="Arial"/>
-                <w:sz w:val="20"/>
-                <w:szCs w:val="20"/>
-              </w:rPr>
-            </w:pPr>
-            <w:r>
-              <w:rPr>
-                <w:rFonts w:ascii="Arial" w:hAnsi="Arial" w:cs="Arial"/>
+                <w:b/>
+                <w:bCs/>
+                <w:sz w:val="20"/>
+                <w:szCs w:val="20"/>
+              </w:rPr>
+            </w:pPr>
+            <w:r>
+              <w:rPr>
+                <w:rFonts w:ascii="Arial" w:hAnsi="Arial" w:cs="Arial"/>
+                <w:b/>
+                <w:bCs/>
                 <w:sz w:val="20"/>
                 <w:szCs w:val="20"/>
               </w:rPr>
@@ -10805,13 +10821,17 @@
               <w:spacing w:after="0" w:line="240" w:lineRule="auto"/>
               <w:rPr>
                 <w:rFonts w:ascii="Arial" w:hAnsi="Arial" w:cs="Arial"/>
-                <w:sz w:val="20"/>
-                <w:szCs w:val="20"/>
-              </w:rPr>
-            </w:pPr>
-            <w:r>
-              <w:rPr>
-                <w:rFonts w:ascii="Arial" w:hAnsi="Arial" w:cs="Arial"/>
+                <w:b/>
+                <w:bCs/>
+                <w:sz w:val="20"/>
+                <w:szCs w:val="20"/>
+              </w:rPr>
+            </w:pPr>
+            <w:r>
+              <w:rPr>
+                <w:rFonts w:ascii="Arial" w:hAnsi="Arial" w:cs="Arial"/>
+                <w:b/>
+                <w:bCs/>
                 <w:sz w:val="20"/>
                 <w:szCs w:val="20"/>
               </w:rPr>
@@ -10839,13 +10859,17 @@
               <w:spacing w:after="0" w:line="240" w:lineRule="auto"/>
               <w:rPr>
                 <w:rFonts w:ascii="Arial" w:hAnsi="Arial" w:cs="Arial"/>
-                <w:sz w:val="20"/>
-                <w:szCs w:val="20"/>
-              </w:rPr>
-            </w:pPr>
-            <w:r>
-              <w:rPr>
-                <w:rFonts w:ascii="Arial" w:hAnsi="Arial" w:cs="Arial"/>
+                <w:b/>
+                <w:bCs/>
+                <w:sz w:val="20"/>
+                <w:szCs w:val="20"/>
+              </w:rPr>
+            </w:pPr>
+            <w:r>
+              <w:rPr>
+                <w:rFonts w:ascii="Arial" w:hAnsi="Arial" w:cs="Arial"/>
+                <w:b/>
+                <w:bCs/>
                 <w:sz w:val="20"/>
                 <w:szCs w:val="20"/>
               </w:rPr>
@@ -10873,13 +10897,17 @@
               <w:spacing w:after="0" w:line="240" w:lineRule="auto"/>
               <w:rPr>
                 <w:rFonts w:ascii="Arial" w:hAnsi="Arial" w:cs="Arial"/>
-                <w:sz w:val="20"/>
-                <w:szCs w:val="20"/>
-              </w:rPr>
-            </w:pPr>
-            <w:r>
-              <w:rPr>
-                <w:rFonts w:ascii="Arial" w:hAnsi="Arial" w:cs="Arial"/>
+                <w:b/>
+                <w:bCs/>
+                <w:sz w:val="20"/>
+                <w:szCs w:val="20"/>
+              </w:rPr>
+            </w:pPr>
+            <w:r>
+              <w:rPr>
+                <w:rFonts w:ascii="Arial" w:hAnsi="Arial" w:cs="Arial"/>
+                <w:b/>
+                <w:bCs/>
                 <w:sz w:val="20"/>
                 <w:szCs w:val="20"/>
               </w:rPr>
@@ -10907,13 +10935,17 @@
               <w:spacing w:after="0" w:line="240" w:lineRule="auto"/>
               <w:rPr>
                 <w:rFonts w:ascii="Arial" w:hAnsi="Arial" w:cs="Arial"/>
-                <w:sz w:val="20"/>
-                <w:szCs w:val="20"/>
-              </w:rPr>
-            </w:pPr>
-            <w:r>
-              <w:rPr>
-                <w:rFonts w:ascii="Arial" w:hAnsi="Arial" w:cs="Arial"/>
+                <w:b/>
+                <w:bCs/>
+                <w:sz w:val="20"/>
+                <w:szCs w:val="20"/>
+              </w:rPr>
+            </w:pPr>
+            <w:r>
+              <w:rPr>
+                <w:rFonts w:ascii="Arial" w:hAnsi="Arial" w:cs="Arial"/>
+                <w:b/>
+                <w:bCs/>
                 <w:sz w:val="20"/>
                 <w:szCs w:val="20"/>
               </w:rPr>
@@ -18501,6 +18533,7 @@
     <w:rsid w:val="005C1D59"/>
     <w:rsid w:val="005C3A6A"/>
     <w:rsid w:val="006063C2"/>
+    <w:rsid w:val="00643382"/>
     <w:rsid w:val="0071112B"/>
     <w:rsid w:val="007D5ACC"/>
     <w:rsid w:val="009866D6"/>
@@ -18513,6 +18546,7 @@
     <w:rsid w:val="00D1524C"/>
     <w:rsid w:val="00DB6AFF"/>
     <w:rsid w:val="00DC20F3"/>
+    <w:rsid w:val="00E46C92"/>
     <w:rsid w:val="00F342DD"/>
   </w:rsids>
   <m:mathPr>
